--- a/episodes/The_Dark_Rise_Episode_70.docx
+++ b/episodes/The_Dark_Rise_Episode_70.docx
@@ -140,20 +140,7 @@
     </w:p>
     <w:p>
       <w:pPr>
-        <w:spacing w:after="0" w:line="360"/>
-      </w:pPr>
-      <w:r>
-        <w:rPr>
-          <w:rFonts w:ascii="Georgia" w:hAnsi="Georgia" w:cs="Georgia"/>
-          <w:sz w:val="24"/>
-          <w:szCs w:val="24"/>
-        </w:rPr>
-        <w:t xml:space="preserve"/>
-      </w:r>
-    </w:p>
-    <w:p>
-      <w:pPr>
-        <w:spacing w:after="60" w:line="360"/>
+        <w:spacing w:after="60" w:line="360" w:before="480"/>
         <w:ind w:firstLine="360"/>
       </w:pPr>
       <w:r>
@@ -177,6 +164,20 @@
           <w:szCs w:val="24"/>
         </w:rPr>
         <w:t xml:space="preserve">In Oso, the presence felt the charm's working reach across the distance the instant it fully closed around the boy, a texture it recognized immediately and completely, having carried the memory of an identical working for longer than this entire kingdom had existed in its current shape. It did not hesitate the way it once had. It did not weigh the cost first and act second, the way its own grief had taught it across three centuries of watching from adjacent ground and calling the watching caution.</w:t>
+      </w:r>
+    </w:p>
+    <w:p>
+      <w:pPr>
+        <w:spacing w:after="60" w:line="360"/>
+        <w:ind w:firstLine="360"/>
+      </w:pPr>
+      <w:r>
+        <w:rPr>
+          <w:rFonts w:ascii="Georgia" w:hAnsi="Georgia" w:cs="Georgia"/>
+          <w:sz w:val="24"/>
+          <w:szCs w:val="24"/>
+        </w:rPr>
+        <w:t xml:space="preserve">The entity's ledger marked what it watched, flat words over something near disbelief.</w:t>
       </w:r>
     </w:p>
     <w:p>
@@ -192,7 +193,7 @@
           <w:bCs/>
           <w:caps/>
         </w:rPr>
-        <w:t xml:space="preserve">PRESENCE EXTENDING BEYOND CLAIMED GROUND. RANGE UNPRECEDENTED. COST UNKNOWN. INTERVENTION PROCEEDING REGARDLESS.</w:t>
+        <w:t xml:space="preserve">Presence extending beyond claimed ground. Range unprecedented. Cost unknown. Intervention proceeding regardless.</w:t>
       </w:r>
     </w:p>
     <w:p>
@@ -281,20 +282,7 @@
     </w:p>
     <w:p>
       <w:pPr>
-        <w:spacing w:after="0" w:line="360"/>
-      </w:pPr>
-      <w:r>
-        <w:rPr>
-          <w:rFonts w:ascii="Georgia" w:hAnsi="Georgia" w:cs="Georgia"/>
-          <w:sz w:val="24"/>
-          <w:szCs w:val="24"/>
-        </w:rPr>
-        <w:t xml:space="preserve"/>
-      </w:r>
-    </w:p>
-    <w:p>
-      <w:pPr>
-        <w:spacing w:after="60" w:line="360"/>
+        <w:spacing w:after="60" w:line="360" w:before="480"/>
         <w:ind w:firstLine="360"/>
       </w:pPr>
       <w:r>
